--- a/PlanetBase模拟赛Ⅰ/贸易/《贸易》备忘.docx
+++ b/PlanetBase模拟赛Ⅰ/贸易/《贸易》备忘.docx
@@ -55,42 +55,53 @@
           <w:rFonts w:hint="eastAsia"/>
           <w:b w:val="0"/>
           <w:bCs w:val="0"/>
-          <w:sz w:val="24"/>
-          <w:szCs w:val="24"/>
-          <w:lang w:val="en-US" w:eastAsia="zh-CN"/>
-        </w:rPr>
-      </w:pPr>
-      <w:r>
-        <w:rPr>
-          <w:rFonts w:hint="eastAsia"/>
-          <w:b w:val="0"/>
-          <w:bCs w:val="0"/>
-          <w:sz w:val="24"/>
-          <w:szCs w:val="24"/>
+          <w:sz w:val="21"/>
+          <w:szCs w:val="21"/>
+          <w:lang w:val="en-US" w:eastAsia="zh-CN"/>
+        </w:rPr>
+      </w:pPr>
+      <w:r>
+        <w:rPr>
+          <w:rFonts w:hint="eastAsia"/>
+          <w:b w:val="0"/>
+          <w:bCs w:val="0"/>
+          <w:sz w:val="21"/>
+          <w:szCs w:val="21"/>
           <w:lang w:val="en-US" w:eastAsia="zh-CN"/>
         </w:rPr>
         <w:tab/>
       </w:r>
-    </w:p>
-    <w:p>
-      <w:pPr>
-        <w:jc w:val="both"/>
-        <w:rPr>
-          <w:rFonts w:hint="eastAsia"/>
-          <w:b w:val="0"/>
-          <w:bCs w:val="0"/>
-          <w:sz w:val="24"/>
-          <w:szCs w:val="24"/>
-          <w:lang w:val="en-US" w:eastAsia="zh-CN"/>
-        </w:rPr>
-      </w:pPr>
-      <w:r>
-        <w:rPr>
-          <w:rFonts w:hint="eastAsia"/>
-          <w:b w:val="0"/>
-          <w:bCs w:val="0"/>
-          <w:sz w:val="24"/>
-          <w:szCs w:val="24"/>
+      <w:r>
+        <w:rPr>
+          <w:rFonts w:hint="eastAsia"/>
+          <w:b w:val="0"/>
+          <w:bCs w:val="0"/>
+          <w:sz w:val="21"/>
+          <w:szCs w:val="21"/>
+          <w:lang w:val="en-US" w:eastAsia="zh-CN"/>
+        </w:rPr>
+        <w:t>加了一句货物可以存贮，以前不明确。</w:t>
+      </w:r>
+    </w:p>
+    <w:p>
+      <w:pPr>
+        <w:jc w:val="both"/>
+        <w:rPr>
+          <w:rFonts w:hint="eastAsia"/>
+          <w:b w:val="0"/>
+          <w:bCs w:val="0"/>
+          <w:sz w:val="21"/>
+          <w:szCs w:val="21"/>
+          <w:lang w:val="en-US" w:eastAsia="zh-CN"/>
+        </w:rPr>
+      </w:pPr>
+      <w:r>
+        <w:rPr>
+          <w:rFonts w:hint="eastAsia"/>
+          <w:b w:val="0"/>
+          <w:bCs w:val="0"/>
+          <w:sz w:val="21"/>
+          <w:szCs w:val="21"/>
           <w:lang w:val="en-US" w:eastAsia="zh-CN"/>
         </w:rPr>
         <w:tab/>
@@ -146,18 +157,7 @@
           <w:szCs w:val="21"/>
           <w:lang w:val="en-US" w:eastAsia="zh-CN"/>
         </w:rPr>
-        <w:t>平衡树以pair&lt;价格, 编号&gt;降序</w:t>
-      </w:r>
-      <w:bookmarkStart w:id="0" w:name="_GoBack"/>
-      <w:bookmarkEnd w:id="0"/>
-      <w:r>
-        <w:rPr>
-          <w:rFonts w:hint="eastAsia"/>
-          <w:sz w:val="21"/>
-          <w:szCs w:val="21"/>
-          <w:lang w:val="en-US" w:eastAsia="zh-CN"/>
-        </w:rPr>
-        <w:t>排序，存储其被售出的量。</w:t>
+        <w:t>平衡树以pair&lt;价格, 编号&gt;降序排序，存储其被售出的量。</w:t>
       </w:r>
     </w:p>
     <w:p>
@@ -345,6 +345,114 @@
         </w:rPr>
         <w:tab/>
       </w:r>
+    </w:p>
+    <w:p>
+      <w:pPr>
+        <w:jc w:val="both"/>
+        <w:rPr>
+          <w:rFonts w:hint="eastAsia"/>
+          <w:b w:val="0"/>
+          <w:bCs w:val="0"/>
+          <w:sz w:val="24"/>
+          <w:szCs w:val="24"/>
+          <w:lang w:val="en-US" w:eastAsia="zh-CN"/>
+        </w:rPr>
+      </w:pPr>
+      <w:r>
+        <w:rPr>
+          <w:rFonts w:hint="eastAsia"/>
+          <w:b/>
+          <w:bCs/>
+          <w:sz w:val="24"/>
+          <w:szCs w:val="24"/>
+          <w:lang w:val="en-US" w:eastAsia="zh-CN"/>
+        </w:rPr>
+        <w:t>解题记录</w:t>
+      </w:r>
+    </w:p>
+    <w:p>
+      <w:pPr>
+        <w:ind w:firstLine="420" w:firstLineChars="0"/>
+        <w:jc w:val="both"/>
+        <w:rPr>
+          <w:rFonts w:hint="eastAsia" w:eastAsiaTheme="minorEastAsia"/>
+          <w:b w:val="0"/>
+          <w:bCs w:val="0"/>
+          <w:strike w:val="0"/>
+          <w:dstrike w:val="0"/>
+          <w:sz w:val="21"/>
+          <w:szCs w:val="21"/>
+          <w:lang w:val="en-US" w:eastAsia="zh-CN"/>
+        </w:rPr>
+      </w:pPr>
+      <w:r>
+        <w:rPr>
+          <w:rFonts w:hint="eastAsia"/>
+          <w:b w:val="0"/>
+          <w:bCs w:val="0"/>
+          <w:strike/>
+          <w:dstrike w:val="0"/>
+          <w:sz w:val="21"/>
+          <w:szCs w:val="21"/>
+          <w:lang w:val="en-US" w:eastAsia="zh-CN"/>
+        </w:rPr>
+        <w:t>没</w:t>
+      </w:r>
+      <w:r>
+        <w:rPr>
+          <w:rFonts w:hint="eastAsia"/>
+          <w:b w:val="0"/>
+          <w:bCs w:val="0"/>
+          <w:strike/>
+          <w:dstrike w:val="0"/>
+          <w:sz w:val="21"/>
+          <w:szCs w:val="21"/>
+          <w:lang w:val="en-US" w:eastAsia="zh-CN"/>
+        </w:rPr>
+        <w:t>看到货物可以储存，WA掉了</w:t>
+      </w:r>
+      <w:r>
+        <w:rPr>
+          <w:rFonts w:hint="eastAsia"/>
+          <w:b w:val="0"/>
+          <w:bCs w:val="0"/>
+          <w:strike w:val="0"/>
+          <w:dstrike w:val="0"/>
+          <w:sz w:val="21"/>
+          <w:szCs w:val="21"/>
+          <w:lang w:val="en-US" w:eastAsia="zh-CN"/>
+        </w:rPr>
+        <w:t>改（补全）</w:t>
+      </w:r>
+      <w:bookmarkStart w:id="0" w:name="_GoBack"/>
+      <w:bookmarkEnd w:id="0"/>
+      <w:r>
+        <w:rPr>
+          <w:rFonts w:hint="eastAsia"/>
+          <w:b w:val="0"/>
+          <w:bCs w:val="0"/>
+          <w:strike w:val="0"/>
+          <w:dstrike w:val="0"/>
+          <w:sz w:val="21"/>
+          <w:szCs w:val="21"/>
+          <w:lang w:val="en-US" w:eastAsia="zh-CN"/>
+        </w:rPr>
+        <w:t>题面后没有更新思路。</w:t>
+      </w:r>
+    </w:p>
+    <w:p>
+      <w:pPr>
+        <w:ind w:firstLine="420" w:firstLineChars="0"/>
+        <w:jc w:val="both"/>
+        <w:rPr>
+          <w:rFonts w:hint="eastAsia"/>
+          <w:b w:val="0"/>
+          <w:bCs w:val="0"/>
+          <w:sz w:val="21"/>
+          <w:szCs w:val="21"/>
+          <w:lang w:val="en-US" w:eastAsia="zh-CN"/>
+        </w:rPr>
+      </w:pPr>
     </w:p>
     <w:sectPr>
       <w:pgSz w:w="11906" w:h="16838"/>

--- a/PlanetBase模拟赛Ⅰ/贸易/《贸易》备忘.docx
+++ b/PlanetBase模拟赛Ⅰ/贸易/《贸易》备忘.docx
@@ -85,6 +85,44 @@
     </w:p>
     <w:p>
       <w:pPr>
+        <w:ind w:firstLine="420" w:firstLineChars="0"/>
+        <w:jc w:val="both"/>
+        <w:rPr>
+          <w:rFonts w:hint="eastAsia" w:eastAsiaTheme="minorEastAsia"/>
+          <w:b w:val="0"/>
+          <w:bCs w:val="0"/>
+          <w:sz w:val="21"/>
+          <w:szCs w:val="21"/>
+          <w:lang w:val="en-US" w:eastAsia="zh-CN"/>
+        </w:rPr>
+      </w:pPr>
+      <w:r>
+        <w:rPr>
+          <w:rFonts w:hint="eastAsia"/>
+          <w:b w:val="0"/>
+          <w:bCs w:val="0"/>
+          <w:sz w:val="21"/>
+          <w:szCs w:val="21"/>
+          <w:lang w:val="en-US" w:eastAsia="zh-CN"/>
+        </w:rPr>
+        <w:t>--若可以存储，就不能贪心（因为要支持价格修改）了，所以打算拆成2个题，一个是这个题改成不能存储，一个是另一个题改成强制贪心，不求最优</w:t>
+      </w:r>
+      <w:bookmarkStart w:id="0" w:name="_GoBack"/>
+      <w:bookmarkEnd w:id="0"/>
+      <w:r>
+        <w:rPr>
+          <w:rFonts w:hint="eastAsia"/>
+          <w:b w:val="0"/>
+          <w:bCs w:val="0"/>
+          <w:sz w:val="21"/>
+          <w:szCs w:val="21"/>
+          <w:lang w:val="en-US" w:eastAsia="zh-CN"/>
+        </w:rPr>
+        <w:t>。</w:t>
+      </w:r>
+    </w:p>
+    <w:p>
+      <w:pPr>
         <w:jc w:val="both"/>
         <w:rPr>
           <w:rFonts w:hint="eastAsia"/>
@@ -396,20 +434,7 @@
           <w:szCs w:val="21"/>
           <w:lang w:val="en-US" w:eastAsia="zh-CN"/>
         </w:rPr>
-        <w:t>没</w:t>
-      </w:r>
-      <w:r>
-        <w:rPr>
-          <w:rFonts w:hint="eastAsia"/>
-          <w:b w:val="0"/>
-          <w:bCs w:val="0"/>
-          <w:strike/>
-          <w:dstrike w:val="0"/>
-          <w:sz w:val="21"/>
-          <w:szCs w:val="21"/>
-          <w:lang w:val="en-US" w:eastAsia="zh-CN"/>
-        </w:rPr>
-        <w:t>看到货物可以储存，WA掉了</w:t>
+        <w:t>没看到货物可以储存，WA掉了</w:t>
       </w:r>
       <w:r>
         <w:rPr>
@@ -422,22 +447,7 @@
           <w:szCs w:val="21"/>
           <w:lang w:val="en-US" w:eastAsia="zh-CN"/>
         </w:rPr>
-        <w:t>改（补全）</w:t>
-      </w:r>
-      <w:bookmarkStart w:id="0" w:name="_GoBack"/>
-      <w:bookmarkEnd w:id="0"/>
-      <w:r>
-        <w:rPr>
-          <w:rFonts w:hint="eastAsia"/>
-          <w:b w:val="0"/>
-          <w:bCs w:val="0"/>
-          <w:strike w:val="0"/>
-          <w:dstrike w:val="0"/>
-          <w:sz w:val="21"/>
-          <w:szCs w:val="21"/>
-          <w:lang w:val="en-US" w:eastAsia="zh-CN"/>
-        </w:rPr>
-        <w:t>题面后没有更新思路。</w:t>
+        <w:t>改（补全）题面后没有更新思路。</w:t>
       </w:r>
     </w:p>
     <w:p>

--- a/PlanetBase模拟赛Ⅰ/贸易/《贸易》备忘.docx
+++ b/PlanetBase模拟赛Ⅰ/贸易/《贸易》备忘.docx
@@ -88,37 +88,74 @@
         <w:ind w:firstLine="420" w:firstLineChars="0"/>
         <w:jc w:val="both"/>
         <w:rPr>
-          <w:rFonts w:hint="eastAsia" w:eastAsiaTheme="minorEastAsia"/>
-          <w:b w:val="0"/>
-          <w:bCs w:val="0"/>
-          <w:sz w:val="21"/>
-          <w:szCs w:val="21"/>
-          <w:lang w:val="en-US" w:eastAsia="zh-CN"/>
-        </w:rPr>
-      </w:pPr>
-      <w:r>
-        <w:rPr>
-          <w:rFonts w:hint="eastAsia"/>
-          <w:b w:val="0"/>
-          <w:bCs w:val="0"/>
-          <w:sz w:val="21"/>
-          <w:szCs w:val="21"/>
-          <w:lang w:val="en-US" w:eastAsia="zh-CN"/>
-        </w:rPr>
-        <w:t>--若可以存储，就不能贪心（因为要支持价格修改）了，所以打算拆成2个题，一个是这个题改成不能存储，一个是另一个题改成强制贪心，不求最优</w:t>
-      </w:r>
-      <w:bookmarkStart w:id="0" w:name="_GoBack"/>
-      <w:bookmarkEnd w:id="0"/>
-      <w:r>
-        <w:rPr>
-          <w:rFonts w:hint="eastAsia"/>
-          <w:b w:val="0"/>
-          <w:bCs w:val="0"/>
-          <w:sz w:val="21"/>
-          <w:szCs w:val="21"/>
-          <w:lang w:val="en-US" w:eastAsia="zh-CN"/>
-        </w:rPr>
-        <w:t>。</w:t>
+          <w:rFonts w:hint="eastAsia"/>
+          <w:b w:val="0"/>
+          <w:bCs w:val="0"/>
+          <w:sz w:val="21"/>
+          <w:szCs w:val="21"/>
+          <w:lang w:val="en-US" w:eastAsia="zh-CN"/>
+        </w:rPr>
+      </w:pPr>
+      <w:r>
+        <w:rPr>
+          <w:rFonts w:hint="eastAsia"/>
+          <w:b w:val="0"/>
+          <w:bCs w:val="0"/>
+          <w:sz w:val="21"/>
+          <w:szCs w:val="21"/>
+          <w:lang w:val="en-US" w:eastAsia="zh-CN"/>
+        </w:rPr>
+        <w:t>--若可以存储，就不能贪心（因为要支持价格修改）了，所以打算拆成2个题，一个是这个题改成不能存储，一个是另一个题改成强制贪心，不求最优。</w:t>
+      </w:r>
+    </w:p>
+    <w:p>
+      <w:pPr>
+        <w:ind w:firstLine="420" w:firstLineChars="0"/>
+        <w:jc w:val="both"/>
+        <w:rPr>
+          <w:rFonts w:hint="default"/>
+          <w:b w:val="0"/>
+          <w:bCs w:val="0"/>
+          <w:sz w:val="21"/>
+          <w:szCs w:val="21"/>
+          <w:lang w:eastAsia="zh-CN"/>
+        </w:rPr>
+      </w:pPr>
+      <w:r>
+        <w:rPr>
+          <w:rFonts w:hint="default"/>
+          <w:b w:val="0"/>
+          <w:bCs w:val="0"/>
+          <w:sz w:val="21"/>
+          <w:szCs w:val="21"/>
+          <w:lang w:eastAsia="zh-CN"/>
+        </w:rPr>
+        <w:t>发现这题改了之后不需要用堆求i到M天，这部分直接变成假题了...（幸亏先写的暴力）而没有了这部分之后，完全是强制贪心的弱化版，直接改成强制贪心吧...</w:t>
+      </w:r>
+    </w:p>
+    <w:p>
+      <w:pPr>
+        <w:ind w:firstLine="420" w:firstLineChars="0"/>
+        <w:jc w:val="both"/>
+        <w:rPr>
+          <w:rFonts w:hint="eastAsia"/>
+          <w:b w:val="0"/>
+          <w:bCs w:val="0"/>
+          <w:sz w:val="21"/>
+          <w:szCs w:val="21"/>
+          <w:lang w:eastAsia="zh-CN"/>
+        </w:rPr>
+      </w:pPr>
+      <w:r>
+        <w:rPr>
+          <w:rFonts w:hint="default"/>
+          <w:b w:val="0"/>
+          <w:bCs w:val="0"/>
+          <w:sz w:val="21"/>
+          <w:szCs w:val="21"/>
+          <w:lang w:eastAsia="zh-CN"/>
+        </w:rPr>
+        <w:t>由于数据范围大了之后数值范围爆炸，我感觉得得改改题面，比如取模。</w:t>
       </w:r>
     </w:p>
     <w:p>
@@ -173,7 +210,7 @@
       <w:pPr>
         <w:jc w:val="both"/>
         <w:rPr>
-          <w:rFonts w:hint="eastAsia" w:eastAsiaTheme="minorEastAsia"/>
+          <w:rFonts w:hint="eastAsia"/>
           <w:sz w:val="21"/>
           <w:szCs w:val="21"/>
           <w:lang w:val="en-US" w:eastAsia="zh-CN"/>
@@ -195,7 +232,66 @@
           <w:szCs w:val="21"/>
           <w:lang w:val="en-US" w:eastAsia="zh-CN"/>
         </w:rPr>
-        <w:t>平衡树以pair&lt;价格, 编号&gt;降序排序，存储其被售出的量。</w:t>
+        <w:t>平衡树以pair&lt;价格, 编号&gt;降序排序，存储</w:t>
+      </w:r>
+      <w:r>
+        <w:rPr>
+          <w:rFonts w:hint="default"/>
+          <w:sz w:val="21"/>
+          <w:szCs w:val="21"/>
+          <w:lang w:eastAsia="zh-CN"/>
+        </w:rPr>
+        <w:t>cost, id, production, cost sum, production sum, storage sum, val sum</w:t>
+      </w:r>
+      <w:r>
+        <w:rPr>
+          <w:rFonts w:hint="default"/>
+          <w:sz w:val="21"/>
+          <w:szCs w:val="21"/>
+          <w:lang w:eastAsia="zh-CN"/>
+        </w:rPr>
+        <w:t>, ans</w:t>
+      </w:r>
+      <w:bookmarkStart w:id="0" w:name="_GoBack"/>
+      <w:bookmarkEnd w:id="0"/>
+      <w:r>
+        <w:rPr>
+          <w:rFonts w:hint="default"/>
+          <w:sz w:val="21"/>
+          <w:szCs w:val="21"/>
+          <w:lang w:eastAsia="zh-CN"/>
+        </w:rPr>
+        <w:t xml:space="preserve"> sum</w:t>
+      </w:r>
+      <w:r>
+        <w:rPr>
+          <w:rFonts w:hint="eastAsia"/>
+          <w:sz w:val="21"/>
+          <w:szCs w:val="21"/>
+          <w:lang w:val="en-US" w:eastAsia="zh-CN"/>
+        </w:rPr>
+        <w:t>。</w:t>
+      </w:r>
+    </w:p>
+    <w:p>
+      <w:pPr>
+        <w:ind w:firstLine="420" w:firstLineChars="0"/>
+        <w:jc w:val="both"/>
+        <w:rPr>
+          <w:rFonts w:hint="eastAsia"/>
+          <w:sz w:val="21"/>
+          <w:szCs w:val="21"/>
+          <w:lang w:eastAsia="zh-CN"/>
+        </w:rPr>
+      </w:pPr>
+      <w:r>
+        <w:rPr>
+          <w:rFonts w:hint="default"/>
+          <w:sz w:val="21"/>
+          <w:szCs w:val="21"/>
+          <w:lang w:eastAsia="zh-CN"/>
+        </w:rPr>
+        <w:t>标记1.clear tag 2.produce tag</w:t>
       </w:r>
     </w:p>
     <w:p>
@@ -778,7 +874,7 @@
   <a:themeElements>
     <a:clrScheme name="Office">
       <a:dk1>
-        <a:sysClr val="windowText" lastClr="000000"/>
+        <a:sysClr val="windowText" lastClr="4C4C4C"/>
       </a:dk1>
       <a:lt1>
         <a:sysClr val="window" lastClr="FFFFFF"/>
@@ -1025,6 +1121,7 @@
     </a:fmtScheme>
   </a:themeElements>
   <a:objectDefaults/>
+  <a:extraClrSchemeLst/>
 </a:theme>
 </file>
 

--- a/PlanetBase模拟赛Ⅰ/贸易/《贸易》备忘.docx
+++ b/PlanetBase模拟赛Ⅰ/贸易/《贸易》备忘.docx
@@ -241,16 +241,16 @@
           <w:szCs w:val="21"/>
           <w:lang w:eastAsia="zh-CN"/>
         </w:rPr>
-        <w:t>cost, id, production, cost sum, production sum, storage sum, val sum</w:t>
-      </w:r>
-      <w:r>
-        <w:rPr>
-          <w:rFonts w:hint="default"/>
-          <w:sz w:val="21"/>
-          <w:szCs w:val="21"/>
-          <w:lang w:eastAsia="zh-CN"/>
-        </w:rPr>
-        <w:t>, ans</w:t>
+        <w:t xml:space="preserve">cost, id, production, </w:t>
+      </w:r>
+      <w:r>
+        <w:rPr>
+          <w:rFonts w:hint="eastAsia"/>
+          <w:sz w:val="21"/>
+          <w:szCs w:val="21"/>
+          <w:lang w:val="en-US" w:eastAsia="zh-CN"/>
+        </w:rPr>
+        <w:t xml:space="preserve">ans, </w:t>
       </w:r>
       <w:bookmarkStart w:id="0" w:name="_GoBack"/>
       <w:bookmarkEnd w:id="0"/>
@@ -261,7 +261,7 @@
           <w:szCs w:val="21"/>
           <w:lang w:eastAsia="zh-CN"/>
         </w:rPr>
-        <w:t xml:space="preserve"> sum</w:t>
+        <w:t>cost sum, production sum, storage sum, val sum, ans sum</w:t>
       </w:r>
       <w:r>
         <w:rPr>
@@ -874,7 +874,7 @@
   <a:themeElements>
     <a:clrScheme name="Office">
       <a:dk1>
-        <a:sysClr val="windowText" lastClr="4C4C4C"/>
+        <a:sysClr val="windowText" lastClr="000000"/>
       </a:dk1>
       <a:lt1>
         <a:sysClr val="window" lastClr="FFFFFF"/>
@@ -1121,7 +1121,6 @@
     </a:fmtScheme>
   </a:themeElements>
   <a:objectDefaults/>
-  <a:extraClrSchemeLst/>
 </a:theme>
 </file>
 

--- a/PlanetBase模拟赛Ⅰ/贸易/《贸易》备忘.docx
+++ b/PlanetBase模拟赛Ⅰ/贸易/《贸易》备忘.docx
@@ -252,8 +252,6 @@
         </w:rPr>
         <w:t xml:space="preserve">ans, </w:t>
       </w:r>
-      <w:bookmarkStart w:id="0" w:name="_GoBack"/>
-      <w:bookmarkEnd w:id="0"/>
       <w:r>
         <w:rPr>
           <w:rFonts w:hint="default"/>
@@ -425,6 +423,42 @@
       <w:pPr>
         <w:jc w:val="both"/>
         <w:rPr>
+          <w:rFonts w:hint="eastAsia"/>
+          <w:b w:val="0"/>
+          <w:bCs w:val="0"/>
+          <w:sz w:val="21"/>
+          <w:szCs w:val="21"/>
+          <w:lang w:val="en-US" w:eastAsia="zh-CN"/>
+        </w:rPr>
+      </w:pPr>
+      <w:r>
+        <w:rPr>
+          <w:rFonts w:hint="eastAsia"/>
+          <w:b w:val="0"/>
+          <w:bCs w:val="0"/>
+          <w:sz w:val="21"/>
+          <w:szCs w:val="21"/>
+          <w:lang w:val="en-US" w:eastAsia="zh-CN"/>
+        </w:rPr>
+        <w:tab/>
+      </w:r>
+      <w:r>
+        <w:rPr>
+          <w:rFonts w:hint="eastAsia"/>
+          <w:b w:val="0"/>
+          <w:bCs w:val="0"/>
+          <w:sz w:val="21"/>
+          <w:szCs w:val="21"/>
+          <w:lang w:val="en-US" w:eastAsia="zh-CN"/>
+        </w:rPr>
+        <w:t>1.只有一种货物</w:t>
+      </w:r>
+    </w:p>
+    <w:p>
+      <w:pPr>
+        <w:ind w:firstLine="420" w:firstLineChars="0"/>
+        <w:jc w:val="both"/>
+        <w:rPr>
           <w:rFonts w:hint="eastAsia" w:eastAsiaTheme="minorEastAsia"/>
           <w:b w:val="0"/>
           <w:bCs w:val="0"/>
@@ -442,6 +476,55 @@
           <w:szCs w:val="21"/>
           <w:lang w:val="en-US" w:eastAsia="zh-CN"/>
         </w:rPr>
+        <w:t>2.卡T 单旋</w:t>
+      </w:r>
+    </w:p>
+    <w:p>
+      <w:pPr>
+        <w:ind w:firstLine="420" w:firstLineChars="0"/>
+        <w:jc w:val="both"/>
+        <w:rPr>
+          <w:rFonts w:hint="eastAsia" w:eastAsiaTheme="minorEastAsia"/>
+          <w:b w:val="0"/>
+          <w:bCs w:val="0"/>
+          <w:sz w:val="21"/>
+          <w:szCs w:val="21"/>
+          <w:lang w:val="en-US" w:eastAsia="zh-CN"/>
+        </w:rPr>
+      </w:pPr>
+      <w:r>
+        <w:rPr>
+          <w:rFonts w:hint="eastAsia"/>
+          <w:b w:val="0"/>
+          <w:bCs w:val="0"/>
+          <w:sz w:val="21"/>
+          <w:szCs w:val="21"/>
+          <w:lang w:val="en-US" w:eastAsia="zh-CN"/>
+        </w:rPr>
+        <w:t>3.卡T sell不旋转（正经splay和奇怪splay、sort建树和insert建树）</w:t>
+      </w:r>
+    </w:p>
+    <w:p>
+      <w:pPr>
+        <w:jc w:val="both"/>
+        <w:rPr>
+          <w:rFonts w:hint="eastAsia"/>
+          <w:b w:val="0"/>
+          <w:bCs w:val="0"/>
+          <w:sz w:val="21"/>
+          <w:szCs w:val="21"/>
+          <w:lang w:val="en-US" w:eastAsia="zh-CN"/>
+        </w:rPr>
+      </w:pPr>
+      <w:r>
+        <w:rPr>
+          <w:rFonts w:hint="eastAsia"/>
+          <w:b w:val="0"/>
+          <w:bCs w:val="0"/>
+          <w:sz w:val="21"/>
+          <w:szCs w:val="21"/>
+          <w:lang w:val="en-US" w:eastAsia="zh-CN"/>
+        </w:rPr>
         <w:tab/>
       </w:r>
       <w:r>
@@ -453,32 +536,23 @@
           <w:szCs w:val="21"/>
           <w:lang w:val="en-US" w:eastAsia="zh-CN"/>
         </w:rPr>
-        <w:t>1.只有一种货物</w:t>
-      </w:r>
-    </w:p>
-    <w:p>
-      <w:pPr>
-        <w:jc w:val="both"/>
-        <w:rPr>
-          <w:rFonts w:hint="eastAsia"/>
-          <w:b w:val="0"/>
-          <w:bCs w:val="0"/>
-          <w:sz w:val="21"/>
-          <w:szCs w:val="21"/>
-          <w:lang w:val="en-US" w:eastAsia="zh-CN"/>
-        </w:rPr>
-      </w:pPr>
-      <w:r>
-        <w:rPr>
-          <w:rFonts w:hint="eastAsia"/>
-          <w:b w:val="0"/>
-          <w:bCs w:val="0"/>
-          <w:sz w:val="21"/>
-          <w:szCs w:val="21"/>
-          <w:lang w:val="en-US" w:eastAsia="zh-CN"/>
-        </w:rPr>
-        <w:tab/>
-      </w:r>
+        <w:t>4.极限数值的数据</w:t>
+      </w:r>
+    </w:p>
+    <w:p>
+      <w:pPr>
+        <w:jc w:val="both"/>
+        <w:rPr>
+          <w:rFonts w:hint="eastAsia"/>
+          <w:b w:val="0"/>
+          <w:bCs w:val="0"/>
+          <w:sz w:val="21"/>
+          <w:szCs w:val="21"/>
+          <w:lang w:val="en-US" w:eastAsia="zh-CN"/>
+        </w:rPr>
+      </w:pPr>
+      <w:bookmarkStart w:id="0" w:name="_GoBack"/>
+      <w:bookmarkEnd w:id="0"/>
     </w:p>
     <w:p>
       <w:pPr>

--- a/PlanetBase模拟赛Ⅰ/贸易/《贸易》备忘.docx
+++ b/PlanetBase模拟赛Ⅰ/贸易/《贸易》备忘.docx
@@ -138,16 +138,6 @@
         <w:ind w:firstLine="420" w:firstLineChars="0"/>
         <w:jc w:val="both"/>
         <w:rPr>
-          <w:rFonts w:hint="eastAsia"/>
-          <w:b w:val="0"/>
-          <w:bCs w:val="0"/>
-          <w:sz w:val="21"/>
-          <w:szCs w:val="21"/>
-          <w:lang w:eastAsia="zh-CN"/>
-        </w:rPr>
-      </w:pPr>
-      <w:r>
-        <w:rPr>
           <w:rFonts w:hint="default"/>
           <w:b w:val="0"/>
           <w:bCs w:val="0"/>
@@ -155,8 +145,45 @@
           <w:szCs w:val="21"/>
           <w:lang w:eastAsia="zh-CN"/>
         </w:rPr>
+      </w:pPr>
+      <w:r>
+        <w:rPr>
+          <w:rFonts w:hint="default"/>
+          <w:b w:val="0"/>
+          <w:bCs w:val="0"/>
+          <w:sz w:val="21"/>
+          <w:szCs w:val="21"/>
+          <w:lang w:eastAsia="zh-CN"/>
+        </w:rPr>
         <w:t>由于数据范围大了之后数值范围爆炸，我感觉得得改改题面，比如取模。</w:t>
       </w:r>
+    </w:p>
+    <w:p>
+      <w:pPr>
+        <w:ind w:firstLine="420" w:firstLineChars="0"/>
+        <w:jc w:val="both"/>
+        <w:rPr>
+          <w:rFonts w:hint="default"/>
+          <w:b w:val="0"/>
+          <w:bCs w:val="0"/>
+          <w:sz w:val="21"/>
+          <w:szCs w:val="21"/>
+          <w:lang w:eastAsia="zh-CN"/>
+        </w:rPr>
+      </w:pPr>
+      <w:r>
+        <w:rPr>
+          <w:rFonts w:hint="default"/>
+          <w:b w:val="0"/>
+          <w:bCs w:val="0"/>
+          <w:sz w:val="21"/>
+          <w:szCs w:val="21"/>
+          <w:lang w:eastAsia="zh-CN"/>
+        </w:rPr>
+        <w:t>数据先不造了，以后有时间再造。</w:t>
+      </w:r>
+      <w:bookmarkStart w:id="0" w:name="_GoBack"/>
+      <w:bookmarkEnd w:id="0"/>
     </w:p>
     <w:p>
       <w:pPr>
@@ -501,7 +528,29 @@
           <w:szCs w:val="21"/>
           <w:lang w:val="en-US" w:eastAsia="zh-CN"/>
         </w:rPr>
-        <w:t>3.卡T sell不旋转（正经splay和奇怪splay、sort建树和insert建树）</w:t>
+        <w:t>3.卡T sell不旋转（正经splay和奇怪splay、sort建树和insert建树</w:t>
+      </w:r>
+      <w:r>
+        <w:rPr>
+          <w:rFonts w:hint="default"/>
+          <w:b w:val="0"/>
+          <w:bCs w:val="0"/>
+          <w:sz w:val="21"/>
+          <w:szCs w:val="21"/>
+          <w:lang w:eastAsia="zh-CN"/>
+        </w:rPr>
+        <w:t>、以及降序和升序</w:t>
+      </w:r>
+      <w:r>
+        <w:rPr>
+          <w:rFonts w:hint="eastAsia"/>
+          <w:b w:val="0"/>
+          <w:bCs w:val="0"/>
+          <w:sz w:val="21"/>
+          <w:szCs w:val="21"/>
+          <w:lang w:val="en-US" w:eastAsia="zh-CN"/>
+        </w:rPr>
+        <w:t>）</w:t>
       </w:r>
     </w:p>
     <w:p>
@@ -548,11 +597,68 @@
           <w:bCs w:val="0"/>
           <w:sz w:val="21"/>
           <w:szCs w:val="21"/>
-          <w:lang w:val="en-US" w:eastAsia="zh-CN"/>
-        </w:rPr>
-      </w:pPr>
-      <w:bookmarkStart w:id="0" w:name="_GoBack"/>
-      <w:bookmarkEnd w:id="0"/>
+          <w:lang w:eastAsia="zh-CN"/>
+        </w:rPr>
+      </w:pPr>
+      <w:r>
+        <w:rPr>
+          <w:rFonts w:hint="default"/>
+          <w:b w:val="0"/>
+          <w:bCs w:val="0"/>
+          <w:sz w:val="21"/>
+          <w:szCs w:val="21"/>
+          <w:lang w:eastAsia="zh-CN"/>
+        </w:rPr>
+        <w:t>随机数据卡不掉单旋</w:t>
+      </w:r>
+      <w:r>
+        <w:rPr>
+          <w:rFonts w:hint="default"/>
+          <w:b w:val="0"/>
+          <w:bCs w:val="0"/>
+          <w:sz w:val="21"/>
+          <w:szCs w:val="21"/>
+          <w:lang w:eastAsia="zh-CN"/>
+        </w:rPr>
+        <w:t>，常数反而小</w:t>
+      </w:r>
+      <w:r>
+        <w:rPr>
+          <w:rFonts w:hint="default"/>
+          <w:b w:val="0"/>
+          <w:bCs w:val="0"/>
+          <w:sz w:val="21"/>
+          <w:szCs w:val="21"/>
+          <w:lang w:eastAsia="zh-CN"/>
+        </w:rPr>
+        <w:t>。</w:t>
+      </w:r>
+    </w:p>
+    <w:p>
+      <w:pPr>
+        <w:jc w:val="both"/>
+        <w:rPr>
+          <w:rFonts w:hint="eastAsia"/>
+          <w:b w:val="0"/>
+          <w:bCs w:val="0"/>
+          <w:sz w:val="21"/>
+          <w:szCs w:val="21"/>
+          <w:lang w:val="en-US" w:eastAsia="zh-CN"/>
+        </w:rPr>
+      </w:pPr>
+    </w:p>
+    <w:p>
+      <w:pPr>
+        <w:jc w:val="both"/>
+        <w:rPr>
+          <w:rFonts w:hint="eastAsia"/>
+          <w:b w:val="0"/>
+          <w:bCs w:val="0"/>
+          <w:sz w:val="21"/>
+          <w:szCs w:val="21"/>
+          <w:lang w:val="en-US" w:eastAsia="zh-CN"/>
+        </w:rPr>
+      </w:pPr>
     </w:p>
     <w:p>
       <w:pPr>
@@ -630,9 +736,20 @@
           <w:bCs w:val="0"/>
           <w:sz w:val="21"/>
           <w:szCs w:val="21"/>
-          <w:lang w:val="en-US" w:eastAsia="zh-CN"/>
-        </w:rPr>
-      </w:pPr>
+          <w:lang w:eastAsia="zh-CN"/>
+        </w:rPr>
+      </w:pPr>
+      <w:r>
+        <w:rPr>
+          <w:rFonts w:hint="default"/>
+          <w:b w:val="0"/>
+          <w:bCs w:val="0"/>
+          <w:sz w:val="21"/>
+          <w:szCs w:val="21"/>
+          <w:lang w:eastAsia="zh-CN"/>
+        </w:rPr>
+        <w:t>--改题面后，splay是不是要Push，如果nd-&gt;f == null要不要update，清除标记不仅要清除值，还要清除生产标记。</w:t>
+      </w:r>
     </w:p>
     <w:sectPr>
       <w:pgSz w:w="11906" w:h="16838"/>
@@ -948,7 +1065,7 @@
   <a:themeElements>
     <a:clrScheme name="Office">
       <a:dk1>
-        <a:sysClr val="windowText" lastClr="000000"/>
+        <a:sysClr val="windowText" lastClr="4C4C4C"/>
       </a:dk1>
       <a:lt1>
         <a:sysClr val="window" lastClr="FFFFFF"/>
@@ -1195,6 +1312,7 @@
     </a:fmtScheme>
   </a:themeElements>
   <a:objectDefaults/>
+  <a:extraClrSchemeLst/>
 </a:theme>
 </file>
 

--- a/PlanetBase模拟赛Ⅰ/贸易/《贸易》备忘.docx
+++ b/PlanetBase模拟赛Ⅰ/贸易/《贸易》备忘.docx
@@ -182,8 +182,6 @@
         </w:rPr>
         <w:t>数据先不造了，以后有时间再造。</w:t>
       </w:r>
-      <w:bookmarkStart w:id="0" w:name="_GoBack"/>
-      <w:bookmarkEnd w:id="0"/>
     </w:p>
     <w:p>
       <w:pPr>
@@ -609,46 +607,314 @@
           <w:szCs w:val="21"/>
           <w:lang w:eastAsia="zh-CN"/>
         </w:rPr>
-        <w:t>随机数据卡不掉单旋</w:t>
-      </w:r>
-      <w:r>
-        <w:rPr>
-          <w:rFonts w:hint="default"/>
-          <w:b w:val="0"/>
-          <w:bCs w:val="0"/>
-          <w:sz w:val="21"/>
-          <w:szCs w:val="21"/>
-          <w:lang w:eastAsia="zh-CN"/>
-        </w:rPr>
-        <w:t>，常数反而小</w:t>
-      </w:r>
-      <w:r>
-        <w:rPr>
-          <w:rFonts w:hint="default"/>
-          <w:b w:val="0"/>
-          <w:bCs w:val="0"/>
-          <w:sz w:val="21"/>
-          <w:szCs w:val="21"/>
-          <w:lang w:eastAsia="zh-CN"/>
-        </w:rPr>
-        <w:t>。</w:t>
-      </w:r>
-    </w:p>
-    <w:p>
-      <w:pPr>
-        <w:jc w:val="both"/>
-        <w:rPr>
-          <w:rFonts w:hint="eastAsia"/>
-          <w:b w:val="0"/>
-          <w:bCs w:val="0"/>
-          <w:sz w:val="21"/>
-          <w:szCs w:val="21"/>
-          <w:lang w:val="en-US" w:eastAsia="zh-CN"/>
-        </w:rPr>
-      </w:pPr>
-    </w:p>
-    <w:p>
-      <w:pPr>
+        <w:t>随机数据卡不掉单旋，常数反而小。</w:t>
+      </w:r>
+    </w:p>
+    <w:p>
+      <w:pPr>
+        <w:ind w:firstLine="420" w:firstLineChars="0"/>
+        <w:jc w:val="both"/>
+        <w:rPr>
+          <w:rFonts w:hint="eastAsia"/>
+          <w:b w:val="0"/>
+          <w:bCs w:val="0"/>
+          <w:sz w:val="21"/>
+          <w:szCs w:val="21"/>
+          <w:lang w:eastAsia="zh-CN"/>
+        </w:rPr>
+      </w:pPr>
+      <w:r>
+        <w:rPr>
+          <w:rFonts w:hint="default"/>
+          <w:b w:val="0"/>
+          <w:bCs w:val="0"/>
+          <w:sz w:val="21"/>
+          <w:szCs w:val="21"/>
+          <w:lang w:eastAsia="zh-CN"/>
+        </w:rPr>
+        <w:t>5.卡掉BST</w:t>
+      </w:r>
+    </w:p>
+    <w:p>
+      <w:pPr>
+        <w:ind w:firstLine="420" w:firstLineChars="0"/>
+        <w:jc w:val="both"/>
+        <w:rPr>
+          <w:rFonts w:hint="default"/>
+          <w:b w:val="0"/>
+          <w:bCs w:val="0"/>
+          <w:sz w:val="21"/>
+          <w:szCs w:val="21"/>
+          <w:lang w:eastAsia="zh-CN"/>
+        </w:rPr>
+      </w:pPr>
+    </w:p>
+    <w:p>
+      <w:pPr>
+        <w:ind w:firstLine="420" w:firstLineChars="0"/>
+        <w:jc w:val="both"/>
+        <w:rPr>
+          <w:rFonts w:hint="default"/>
+          <w:b w:val="0"/>
+          <w:bCs w:val="0"/>
+          <w:sz w:val="21"/>
+          <w:szCs w:val="21"/>
+          <w:lang w:eastAsia="zh-CN"/>
+        </w:rPr>
+      </w:pPr>
+      <w:r>
+        <w:rPr>
+          <w:rFonts w:hint="default"/>
+          <w:b w:val="0"/>
+          <w:bCs w:val="0"/>
+          <w:sz w:val="21"/>
+          <w:szCs w:val="21"/>
+          <w:lang w:eastAsia="zh-CN"/>
+        </w:rPr>
+        <w:t>数据构造</w:t>
+      </w:r>
+    </w:p>
+    <w:p>
+      <w:pPr>
+        <w:ind w:firstLine="420" w:firstLineChars="0"/>
+        <w:jc w:val="both"/>
+        <w:rPr>
+          <w:rFonts w:hint="default"/>
+          <w:b w:val="0"/>
+          <w:bCs w:val="0"/>
+          <w:sz w:val="21"/>
+          <w:szCs w:val="21"/>
+          <w:lang w:eastAsia="zh-CN"/>
+        </w:rPr>
+      </w:pPr>
+      <w:r>
+        <w:rPr>
+          <w:rFonts w:hint="default"/>
+          <w:b w:val="0"/>
+          <w:bCs w:val="0"/>
+          <w:sz w:val="21"/>
+          <w:szCs w:val="21"/>
+          <w:lang w:eastAsia="zh-CN"/>
+        </w:rPr>
+        <w:t>0~3;n &lt;= 3000;瞎rand，测试正确性。</w:t>
+      </w:r>
+    </w:p>
+    <w:p>
+      <w:pPr>
+        <w:ind w:firstLine="420" w:firstLineChars="0"/>
+        <w:jc w:val="both"/>
+        <w:rPr>
+          <w:rFonts w:hint="default"/>
+          <w:b w:val="0"/>
+          <w:bCs w:val="0"/>
+          <w:sz w:val="21"/>
+          <w:szCs w:val="21"/>
+          <w:lang w:eastAsia="zh-CN"/>
+        </w:rPr>
+      </w:pPr>
+      <w:r>
+        <w:rPr>
+          <w:rFonts w:hint="default"/>
+          <w:b w:val="0"/>
+          <w:bCs w:val="0"/>
+          <w:sz w:val="21"/>
+          <w:szCs w:val="21"/>
+          <w:lang w:eastAsia="zh-CN"/>
+        </w:rPr>
+        <w:t>4~5;满数据范围瞎rand，测试正确性。</w:t>
+      </w:r>
+    </w:p>
+    <w:p>
+      <w:pPr>
+        <w:ind w:firstLine="420" w:firstLineChars="0"/>
+        <w:jc w:val="both"/>
+        <w:rPr>
+          <w:rFonts w:hint="default"/>
+          <w:b w:val="0"/>
+          <w:bCs w:val="0"/>
+          <w:sz w:val="21"/>
+          <w:szCs w:val="21"/>
+          <w:lang w:eastAsia="zh-CN"/>
+        </w:rPr>
+      </w:pPr>
+      <w:r>
+        <w:rPr>
+          <w:rFonts w:hint="default"/>
+          <w:b w:val="0"/>
+          <w:bCs w:val="0"/>
+          <w:sz w:val="21"/>
+          <w:szCs w:val="21"/>
+          <w:lang w:eastAsia="zh-CN"/>
+        </w:rPr>
+        <w:t>6;卡爆BST;输入一个正序的改成一个逆序的。(中间有修改)</w:t>
+      </w:r>
+    </w:p>
+    <w:p>
+      <w:pPr>
+        <w:ind w:firstLine="420" w:firstLineChars="0"/>
+        <w:jc w:val="both"/>
+        <w:rPr>
+          <w:rFonts w:hint="default"/>
+          <w:b w:val="0"/>
+          <w:bCs w:val="0"/>
+          <w:sz w:val="21"/>
+          <w:szCs w:val="21"/>
+          <w:lang w:eastAsia="zh-CN"/>
+        </w:rPr>
+      </w:pPr>
+      <w:r>
+        <w:rPr>
+          <w:rFonts w:hint="default"/>
+          <w:b w:val="0"/>
+          <w:bCs w:val="0"/>
+          <w:sz w:val="21"/>
+          <w:szCs w:val="21"/>
+          <w:lang w:eastAsia="zh-CN"/>
+        </w:rPr>
+        <w:t>7;</w:t>
+      </w:r>
+      <w:r>
+        <w:rPr>
+          <w:rFonts w:hint="default"/>
+          <w:b w:val="0"/>
+          <w:bCs w:val="0"/>
+          <w:sz w:val="21"/>
+          <w:szCs w:val="21"/>
+          <w:lang w:eastAsia="zh-CN"/>
+        </w:rPr>
+        <w:t>输入一个正序的改成一个逆序的。(中间</w:t>
+      </w:r>
+      <w:r>
+        <w:rPr>
+          <w:rFonts w:hint="default"/>
+          <w:b w:val="0"/>
+          <w:bCs w:val="0"/>
+          <w:sz w:val="21"/>
+          <w:szCs w:val="21"/>
+          <w:lang w:eastAsia="zh-CN"/>
+        </w:rPr>
+        <w:t>无</w:t>
+      </w:r>
+      <w:r>
+        <w:rPr>
+          <w:rFonts w:hint="default"/>
+          <w:b w:val="0"/>
+          <w:bCs w:val="0"/>
+          <w:sz w:val="21"/>
+          <w:szCs w:val="21"/>
+          <w:lang w:eastAsia="zh-CN"/>
+        </w:rPr>
+        <w:t>修改)</w:t>
+      </w:r>
+    </w:p>
+    <w:p>
+      <w:pPr>
+        <w:ind w:firstLine="420" w:firstLineChars="0"/>
+        <w:jc w:val="both"/>
+        <w:rPr>
+          <w:rFonts w:hint="eastAsia"/>
+          <w:b w:val="0"/>
+          <w:bCs w:val="0"/>
+          <w:sz w:val="21"/>
+          <w:szCs w:val="21"/>
+          <w:lang w:eastAsia="zh-CN"/>
+        </w:rPr>
+      </w:pPr>
+      <w:r>
+        <w:rPr>
+          <w:rFonts w:hint="default"/>
+          <w:b w:val="0"/>
+          <w:bCs w:val="0"/>
+          <w:sz w:val="21"/>
+          <w:szCs w:val="21"/>
+          <w:lang w:eastAsia="zh-CN"/>
+        </w:rPr>
+        <w:t>8;最大改最小，次小改次大，以此类推</w:t>
+      </w:r>
+      <w:bookmarkStart w:id="0" w:name="_GoBack"/>
+      <w:bookmarkEnd w:id="0"/>
+    </w:p>
+    <w:p>
+      <w:pPr>
+        <w:ind w:firstLine="420" w:firstLineChars="0"/>
+        <w:jc w:val="both"/>
+        <w:rPr>
+          <w:rFonts w:hint="eastAsia"/>
+          <w:b w:val="0"/>
+          <w:bCs w:val="0"/>
+          <w:sz w:val="21"/>
+          <w:szCs w:val="21"/>
+          <w:lang w:val="en-US" w:eastAsia="zh-CN"/>
+        </w:rPr>
+      </w:pPr>
+    </w:p>
+    <w:p>
+      <w:pPr>
+        <w:ind w:firstLine="420" w:firstLineChars="0"/>
+        <w:jc w:val="both"/>
+        <w:rPr>
+          <w:rFonts w:hint="default"/>
+          <w:b w:val="0"/>
+          <w:bCs w:val="0"/>
+          <w:sz w:val="21"/>
+          <w:szCs w:val="21"/>
+          <w:lang w:eastAsia="zh-CN"/>
+        </w:rPr>
+      </w:pPr>
+      <w:r>
+        <w:rPr>
+          <w:rFonts w:hint="default"/>
+          <w:b w:val="0"/>
+          <w:bCs w:val="0"/>
+          <w:sz w:val="21"/>
+          <w:szCs w:val="21"/>
+          <w:lang w:eastAsia="zh-CN"/>
+        </w:rPr>
+        <w:t>ex0 n = 1</w:t>
+      </w:r>
+    </w:p>
+    <w:p>
+      <w:pPr>
+        <w:ind w:firstLine="420" w:firstLineChars="0"/>
+        <w:jc w:val="both"/>
+        <w:rPr>
+          <w:rFonts w:hint="default"/>
+          <w:b w:val="0"/>
+          <w:bCs w:val="0"/>
+          <w:sz w:val="21"/>
+          <w:szCs w:val="21"/>
+          <w:lang w:eastAsia="zh-CN"/>
+        </w:rPr>
+      </w:pPr>
+      <w:r>
+        <w:rPr>
+          <w:rFonts w:hint="default"/>
+          <w:b w:val="0"/>
+          <w:bCs w:val="0"/>
+          <w:sz w:val="21"/>
+          <w:szCs w:val="21"/>
+          <w:lang w:eastAsia="zh-CN"/>
+        </w:rPr>
+        <w:t>ex1 初始 pi == 0</w:t>
+      </w:r>
+    </w:p>
+    <w:p>
+      <w:pPr>
+        <w:ind w:firstLine="420" w:firstLineChars="0"/>
+        <w:jc w:val="both"/>
+        <w:rPr>
+          <w:rFonts w:hint="eastAsia"/>
+          <w:b w:val="0"/>
+          <w:bCs w:val="0"/>
+          <w:sz w:val="21"/>
+          <w:szCs w:val="21"/>
+          <w:lang w:eastAsia="zh-CN"/>
+        </w:rPr>
+      </w:pPr>
+    </w:p>
+    <w:p>
+      <w:pPr>
+        <w:ind w:firstLine="420" w:firstLineChars="0"/>
         <w:jc w:val="both"/>
         <w:rPr>
           <w:rFonts w:hint="eastAsia"/>
@@ -1312,7 +1578,6 @@
     </a:fmtScheme>
   </a:themeElements>
   <a:objectDefaults/>
-  <a:extraClrSchemeLst/>
 </a:theme>
 </file>
 
